--- a/Gemini_API/SlideGenFunctionCalling/Document/test_ttcs.docx
+++ b/Gemini_API/SlideGenFunctionCalling/Document/test_ttcs.docx
@@ -1,33 +1,15 @@
 
 <file path=word/document.xml><?xml version="1.0" encoding="utf-8"?>
-<w:document xmlns:wpc="http://schemas.microsoft.com/office/word/2010/wordprocessingCanvas" xmlns:cx="http://schemas.microsoft.com/office/drawing/2014/chartex" xmlns:cx1="http://schemas.microsoft.com/office/drawing/2015/9/8/chartex" xmlns:cx2="http://schemas.microsoft.com/office/drawing/2015/10/21/chartex" xmlns:cx3="http://schemas.microsoft.com/office/drawing/2016/5/9/chartex" xmlns:cx4="http://schemas.microsoft.com/office/drawing/2016/5/10/chartex" xmlns:cx5="http://schemas.microsoft.com/office/drawing/2016/5/11/chartex" xmlns:cx6="http://schemas.microsoft.com/office/drawing/2016/5/12/chartex" xmlns:cx7="http://schemas.microsoft.com/office/drawing/2016/5/13/chartex" xmlns:cx8="http://schemas.microsoft.com/office/drawing/2016/5/14/chartex" xmlns:mc="http://schemas.openxmlformats.org/markup-compatibility/2006" xmlns:aink="http://schemas.microsoft.com/office/drawing/2016/ink" xmlns:am3d="http://schemas.microsoft.com/office/drawing/2017/model3d" xmlns:o="urn:schemas-microsoft-com:office:office" xmlns:oel="http://schemas.microsoft.com/office/2019/extlst" xmlns:r="http://schemas.openxmlformats.org/officeDocument/2006/relationships" xmlns:m="http://schemas.openxmlformats.org/officeDocument/2006/math" xmlns:v="urn:schemas-microsoft-com:vml" xmlns:wp14="http://schemas.microsoft.com/office/word/2010/wordprocessingDrawing" xmlns:wp="http://schemas.openxmlformats.org/drawingml/2006/wordprocessingDrawing" xmlns:w10="urn:schemas-microsoft-com:office:word" xmlns:w="http://schemas.openxmlformats.org/wordprocessingml/2006/main" xmlns:w14="http://schemas.microsoft.com/office/word/2010/wordml" xmlns:w15="http://schemas.microsoft.com/office/word/2012/wordml" xmlns:w16cex="http://schemas.microsoft.com/office/word/2018/wordml/cex" xmlns:w16cid="http://schemas.microsoft.com/office/word/2016/wordml/cid" xmlns:w16="http://schemas.microsoft.com/office/word/2018/wordml" xmlns:w16du="http://schemas.microsoft.com/office/word/2023/wordml/word16du" xmlns:w16sdtdh="http://schemas.microsoft.com/office/word/2020/wordml/sdtdatahash" xmlns:w16sdtfl="http://schemas.microsoft.com/office/word/2024/wordml/sdtformatlock" xmlns:w16se="http://schemas.microsoft.com/office/word/2015/wordml/symex" xmlns:wpg="http://schemas.microsoft.com/office/word/2010/wordprocessingGroup" xmlns:wpi="http://schemas.microsoft.com/office/word/2010/wordprocessingInk" xmlns:wne="http://schemas.microsoft.com/office/word/2006/wordml" xmlns:wps="http://schemas.microsoft.com/office/word/2010/wordprocessingShape" mc:Ignorable="w14 w15 w16se w16cid w16 w16cex w16sdtdh w16sdtfl w16du wp14">
+<w:document xmlns:wpc="http://schemas.microsoft.com/office/word/2010/wordprocessingCanvas" xmlns:cx="http://schemas.microsoft.com/office/drawing/2014/chartex" xmlns:cx1="http://schemas.microsoft.com/office/drawing/2015/9/8/chartex" xmlns:cx2="http://schemas.microsoft.com/office/drawing/2015/10/21/chartex" xmlns:cx3="http://schemas.microsoft.com/office/drawing/2016/5/9/chartex" xmlns:cx4="http://schemas.microsoft.com/office/drawing/2016/5/10/chartex" xmlns:cx5="http://schemas.microsoft.com/office/drawing/2016/5/11/chartex" xmlns:cx6="http://schemas.microsoft.com/office/drawing/2016/5/12/chartex" xmlns:cx7="http://schemas.microsoft.com/office/drawing/2016/5/13/chartex" xmlns:cx8="http://schemas.microsoft.com/office/drawing/2016/5/14/chartex" xmlns:mc="http://schemas.openxmlformats.org/markup-compatibility/2006" xmlns:aink="http://schemas.microsoft.com/office/drawing/2016/ink" xmlns:am3d="http://schemas.microsoft.com/office/drawing/2017/model3d" xmlns:o="urn:schemas-microsoft-com:office:office" xmlns:oel="http://schemas.microsoft.com/office/2019/extlst" xmlns:r="http://schemas.openxmlformats.org/officeDocument/2006/relationships" xmlns:m="http://schemas.openxmlformats.org/officeDocument/2006/math" xmlns:v="urn:schemas-microsoft-com:vml" xmlns:wp14="http://schemas.microsoft.com/office/word/2010/wordprocessingDrawing" xmlns:wp="http://schemas.openxmlformats.org/drawingml/2006/wordprocessingDrawing" xmlns:w10="urn:schemas-microsoft-com:office:word" xmlns:w="http://schemas.openxmlformats.org/wordprocessingml/2006/main" xmlns:w14="http://schemas.microsoft.com/office/word/2010/wordml" xmlns:w15="http://schemas.microsoft.com/office/word/2012/wordml" xmlns:w16cex="http://schemas.microsoft.com/office/word/2018/wordml/cex" xmlns:w16cid="http://schemas.microsoft.com/office/word/2016/wordml/cid" xmlns:w16="http://schemas.microsoft.com/office/word/2018/wordml" xmlns:w16sdtdh="http://schemas.microsoft.com/office/word/2020/wordml/sdtdatahash" xmlns:w16se="http://schemas.microsoft.com/office/word/2015/wordml/symex" xmlns:wpg="http://schemas.microsoft.com/office/word/2010/wordprocessingGroup" xmlns:wpi="http://schemas.microsoft.com/office/word/2010/wordprocessingInk" xmlns:wne="http://schemas.microsoft.com/office/word/2006/wordml" xmlns:wps="http://schemas.microsoft.com/office/word/2010/wordprocessingShape" mc:Ignorable="w14 w15 w16se w16cid w16 w16cex w16sdtdh wp14">
   <w:body>
     <w:p>
       <w:r>
-        <w:rPr>
-          <w:b/>
-          <w:bCs/>
-        </w:rPr>
-        <w:t>(Trang 1 - Tiêu đề chính)</w:t>
+        <w:t>KẾ HOẠCH KINH DOANH INNOTECH SOLUTIONS</w:t>
       </w:r>
     </w:p>
     <w:p>
       <w:r>
-        <w:t>KẾ HOẠCH KINH DOANH INNOTECH SOLUTIONS</w:t>
-      </w:r>
-    </w:p>
-    <w:p>
-      <w:r>
         <w:t>Giải pháp Công nghệ Đột phá cho Tương lai 2024-2028</w:t>
-      </w:r>
-    </w:p>
-    <w:p>
-      <w:r>
-        <w:rPr>
-          <w:b/>
-          <w:bCs/>
-        </w:rPr>
-        <w:t>(Trang 2 - Mục lục)</w:t>
       </w:r>
     </w:p>
     <w:p>
@@ -125,30 +107,12 @@
     </w:p>
     <w:p>
       <w:r>
-        <w:rPr>
-          <w:b/>
-          <w:bCs/>
-        </w:rPr>
-        <w:t>(Trang 3 - Giới thiệu/Tóm tắt dự án)</w:t>
+        <w:t>GIỚI THIỆU DỰ ÁN</w:t>
       </w:r>
     </w:p>
     <w:p>
       <w:r>
-        <w:t>GIỚI THIỆU DỰ ÁN</w:t>
-      </w:r>
-    </w:p>
-    <w:p>
-      <w:r>
         <w:t>Innovatech Solutions được thành lập với mục tiêu cung cấp các giải pháp phần mềm tùy chỉnh và dịch vụ tư vấn công nghệ thông tin tiên tiến cho các doanh nghiệp vừa và nhỏ (SMEs). Trong bối cảnh chuyển đổi số đang diễn ra mạnh mẽ, chúng tôi nhận thấy nhu cầu cấp thiết về các công cụ công nghệ hiệu quả, dễ tiếp cận và có khả năng mở rộng để giúp SMEs nâng cao năng lực cạnh tranh. Kế hoạch kinh doanh này sẽ trình bày chi tiết về mô hình hoạt động, chiến lược thị trường, mục tiêu phát triển và các dự phóng tài chính của Innovatech Solutions trong 5 năm tới. Chúng tôi tin tưởng vào tiềm năng tăng trưởng vượt trội và khả năng tạo ra giá trị bền vững cho khách hàng cũng như các nhà đầu tư.</w:t>
-      </w:r>
-    </w:p>
-    <w:p>
-      <w:r>
-        <w:rPr>
-          <w:b/>
-          <w:bCs/>
-        </w:rPr>
-        <w:t>(Trang 4 - Tổng quan về Doanh nghiệp)</w:t>
       </w:r>
     </w:p>
     <w:p>
@@ -186,7 +150,6 @@
           <w:b/>
           <w:bCs/>
         </w:rPr>
-        <w:lastRenderedPageBreak/>
         <w:t>Đội ngũ cốt lõi (icon: team):</w:t>
       </w:r>
       <w:r>
@@ -223,19 +186,11 @@
           <w:b/>
           <w:bCs/>
         </w:rPr>
+        <w:lastRenderedPageBreak/>
         <w:t>Tiềm năng tăng trưởng (icon: growth):</w:t>
       </w:r>
       <w:r>
         <w:t> Thị trường SMEs tại Việt Nam đang phát triển nhanh chóng và có nhu cầu lớn về số hóa, mở ra cơ hội tăng trưởng đáng kể cho các dịch vụ của chúng tôi.</w:t>
-      </w:r>
-    </w:p>
-    <w:p>
-      <w:r>
-        <w:rPr>
-          <w:b/>
-          <w:bCs/>
-        </w:rPr>
-        <w:t>(Trang 5 - Tầm nhìn và Sứ mệnh)</w:t>
       </w:r>
     </w:p>
     <w:p>
@@ -307,16 +262,25 @@
     </w:p>
     <w:p>
       <w:r>
+        <w:t>PHÂN TÍCH THỊ TRƯỜNG</w:t>
+      </w:r>
+    </w:p>
+    <w:p>
+      <w:pPr>
+        <w:numPr>
+          <w:ilvl w:val="0"/>
+          <w:numId w:val="32"/>
+        </w:numPr>
+      </w:pPr>
+      <w:r>
         <w:rPr>
           <w:b/>
           <w:bCs/>
         </w:rPr>
-        <w:t>(Trang 6 - Phân tích Thị trường)</w:t>
-      </w:r>
-    </w:p>
-    <w:p>
-      <w:r>
-        <w:t>PHÂN TÍCH THỊ TRƯỜNG</w:t>
+        <w:t>Phân khúc khách hàng mục tiêu:</w:t>
+      </w:r>
+      <w:r>
+        <w:t> Các doanh nghiệp SME trong lĩnh vực bán lẻ, sản xuất, và dịch vụ đang tìm kiếm giải pháp để tự động hóa quy trình và cải thiện trải nghiệm khách hàng.</w:t>
       </w:r>
     </w:p>
     <w:p>
@@ -331,10 +295,10 @@
           <w:b/>
           <w:bCs/>
         </w:rPr>
-        <w:t>(top-left) Phân khúc khách hàng mục tiêu:</w:t>
-      </w:r>
-      <w:r>
-        <w:t> Các doanh nghiệp SME trong lĩnh vực bán lẻ, sản xuất, và dịch vụ đang tìm kiếm giải pháp để tự động hóa quy trình và cải thiện trải nghiệm khách hàng.</w:t>
+        <w:t>Quy mô thị trường:</w:t>
+      </w:r>
+      <w:r>
+        <w:t> Thị trường phần mềm và dịch vụ IT cho SME tại Việt Nam dự kiến đạt 2 tỷ USD vào năm 2025, với tốc độ tăng trưởng hàng năm (CAGR) là 12%.</w:t>
       </w:r>
     </w:p>
     <w:p>
@@ -349,11 +313,10 @@
           <w:b/>
           <w:bCs/>
         </w:rPr>
-        <w:lastRenderedPageBreak/>
-        <w:t>(top-right) Quy mô thị trường:</w:t>
-      </w:r>
-      <w:r>
-        <w:t> Thị trường phần mềm và dịch vụ IT cho SME tại Việt Nam dự kiến đạt 2 tỷ USD vào năm 2025, với tốc độ tăng trưởng hàng năm (CAGR) là 12%.</w:t>
+        <w:t>Đối thủ cạnh tranh chính:</w:t>
+      </w:r>
+      <w:r>
+        <w:t> Các công ty phần mềm lớn cung cấp giải pháp đóng gói và các công ty gia công phần mềm nhỏ lẻ. Lợi thế của Innovatech là khả năng tùy biến cao và dịch vụ chuyên sâu.</w:t>
       </w:r>
     </w:p>
     <w:p>
@@ -368,10 +331,10 @@
           <w:b/>
           <w:bCs/>
         </w:rPr>
-        <w:t>(bottom-left) Đối thủ cạnh tranh chính:</w:t>
-      </w:r>
-      <w:r>
-        <w:t> Các công ty phần mềm lớn cung cấp giải pháp đóng gói và các công ty gia công phần mềm nhỏ lẻ. Lợi thế của Innovatech là khả năng tùy biến cao và dịch vụ chuyên sâu.</w:t>
+        <w:t>Xu hướng thị trường:</w:t>
+      </w:r>
+      <w:r>
+        <w:t> Nhu cầu về Cloud Computing, AI, và Data Analytics đang tăng cao. Doanh nghiệp ngày càng ưu tiên các giải pháp linh hoạt và có khả năng tích hợp.</w:t>
       </w:r>
     </w:p>
     <w:p>
@@ -386,17 +349,23 @@
           <w:b/>
           <w:bCs/>
         </w:rPr>
-        <w:t>(bottom) Xu hướng thị trường:</w:t>
-      </w:r>
-      <w:r>
-        <w:t> Nhu cầu về Cloud Computing, AI, và Data Analytics đang tăng cao. Doanh nghiệp ngày càng ưu tiên các giải pháp linh hoạt và có khả năng tích hợp.</w:t>
+        <w:t>Rào cản gia nhập:</w:t>
+      </w:r>
+      <w:r>
+        <w:t> Yêu cầu về vốn đầu tư ban đầu cho R&amp;D và xây dựng đội ngũ chất lượng cao. Uy tín thương hiệu cũng là một yếu tố quan trọng.</w:t>
       </w:r>
     </w:p>
     <w:p>
+      <w:r>
+        <w:lastRenderedPageBreak/>
+        <w:t>CÁC MỤC TIÊU CHIẾN LƯỢC</w:t>
+      </w:r>
+    </w:p>
+    <w:p>
       <w:pPr>
         <w:numPr>
           <w:ilvl w:val="0"/>
-          <w:numId w:val="32"/>
+          <w:numId w:val="33"/>
         </w:numPr>
       </w:pPr>
       <w:r>
@@ -404,24 +373,28 @@
           <w:b/>
           <w:bCs/>
         </w:rPr>
-        <w:t>(bottom-right) Rào cản gia nhập:</w:t>
-      </w:r>
-      <w:r>
-        <w:t> Yêu cầu về vốn đầu tư ban đầu cho R&amp;D và xây dựng đội ngũ chất lượng cao. Uy tín thương hiệu cũng là một yếu tố quan trọng.</w:t>
+        <w:t>Doanh thu:</w:t>
+      </w:r>
+      <w:r>
+        <w:t> Đạt doanh thu 50 tỷ VNĐ vào cuối năm thứ 3 hoạt động.</w:t>
       </w:r>
     </w:p>
     <w:p>
+      <w:pPr>
+        <w:numPr>
+          <w:ilvl w:val="0"/>
+          <w:numId w:val="33"/>
+        </w:numPr>
+      </w:pPr>
       <w:r>
         <w:rPr>
           <w:b/>
           <w:bCs/>
         </w:rPr>
-        <w:t>(Trang 7 - Mục tiêu Chiến lược)</w:t>
-      </w:r>
-    </w:p>
-    <w:p>
-      <w:r>
-        <w:t>CÁC MỤC TIÊU CHIẾN LƯỢC</w:t>
+        <w:t>Khách hàng:</w:t>
+      </w:r>
+      <w:r>
+        <w:t> Có được 100 khách hàng doanh nghiệp thân thiết trong vòng 2 năm đầu.</w:t>
       </w:r>
     </w:p>
     <w:p>
@@ -436,10 +409,10 @@
           <w:b/>
           <w:bCs/>
         </w:rPr>
-        <w:t>(01) Doanh thu:</w:t>
-      </w:r>
-      <w:r>
-        <w:t> Đạt doanh thu 50 tỷ VNĐ vào cuối năm thứ 3 hoạt động.</w:t>
+        <w:t>Sản phẩm:</w:t>
+      </w:r>
+      <w:r>
+        <w:t> Ra mắt ít nhất 2 dòng sản phẩm SaaS mới phục vụ các ngách thị trường cụ thể trong 3 năm tới.</w:t>
       </w:r>
     </w:p>
     <w:p>
@@ -454,55 +427,10 @@
           <w:b/>
           <w:bCs/>
         </w:rPr>
-        <w:t>(02) Khách hàng:</w:t>
-      </w:r>
-      <w:r>
-        <w:t> Có được 100 khách hàng doanh nghiệp thân thiết trong vòng 2 năm đầu.</w:t>
-      </w:r>
-    </w:p>
-    <w:p>
-      <w:pPr>
-        <w:numPr>
-          <w:ilvl w:val="0"/>
-          <w:numId w:val="33"/>
-        </w:numPr>
-      </w:pPr>
-      <w:r>
-        <w:rPr>
-          <w:b/>
-          <w:bCs/>
-        </w:rPr>
-        <w:t>(03) Sản phẩm:</w:t>
-      </w:r>
-      <w:r>
-        <w:t> Ra mắt ít nhất 2 dòng sản phẩm SaaS mới phục vụ các ngách thị trường cụ thể trong 3 năm tới.</w:t>
-      </w:r>
-    </w:p>
-    <w:p>
-      <w:pPr>
-        <w:numPr>
-          <w:ilvl w:val="0"/>
-          <w:numId w:val="33"/>
-        </w:numPr>
-      </w:pPr>
-      <w:r>
-        <w:rPr>
-          <w:b/>
-          <w:bCs/>
-        </w:rPr>
-        <w:t>(04) Mở rộng thị trường:</w:t>
+        <w:t>Mở rộng thị trường:</w:t>
       </w:r>
       <w:r>
         <w:t> Thiết lập văn phòng đại diện tại 2 thành phố lớn khác (ngoài Hà Nội) vào năm thứ 4.</w:t>
-      </w:r>
-    </w:p>
-    <w:p>
-      <w:r>
-        <w:rPr>
-          <w:b/>
-          <w:bCs/>
-        </w:rPr>
-        <w:t>(Trang 8 - Lộ trình Phát triển Dịch vụ)</w:t>
       </w:r>
     </w:p>
     <w:p>
@@ -560,7 +488,6 @@
           <w:b/>
           <w:bCs/>
         </w:rPr>
-        <w:lastRenderedPageBreak/>
         <w:t>Giai đoạn 3 (Năm 3 - 2026): Tối ưu hóa &amp; Mở rộng</w:t>
       </w:r>
       <w:r>
@@ -589,15 +516,6 @@
     </w:p>
     <w:p>
       <w:r>
-        <w:rPr>
-          <w:b/>
-          <w:bCs/>
-        </w:rPr>
-        <w:t>(Trang 9 - Dự phóng Tài chính)</w:t>
-      </w:r>
-    </w:p>
-    <w:p>
-      <w:r>
         <w:t>DỰ PHÓNG TÀI CHÍNH CHỦ YẾU</w:t>
       </w:r>
     </w:p>
@@ -655,14 +573,14 @@
       </w:r>
       <w:r>
         <w:br/>
-        <w:t>Chúng tôi đang tìm kiếm khoản đầu tư hạt giống trị giá 5 tỷ VNĐ để phát triển sản phẩm giai đoạn đầu, mở rộng đội ngũ kinh doanh và marketing, cũng như trang trải chi phí hoạt động trong 12 tháng đầu tiên.</w:t>
-      </w:r>
-      <w:r>
-        <w:rPr>
-          <w:b/>
-          <w:bCs/>
-        </w:rPr>
-        <w:t>(Trang 10 - Lời Cảm Ơn)</w:t>
+        <w:t xml:space="preserve">Chúng tôi đang tìm kiếm khoản đầu tư hạt giống trị giá 5 tỷ VNĐ để phát triển sản </w:t>
+      </w:r>
+      <w:r>
+        <w:lastRenderedPageBreak/>
+        <w:t>phẩm giai đoạn đầu, mở rộng đội ngũ kinh doanh và marketing, cũng như trang trải chi phí hoạt động trong 12 tháng đầu tiên</w:t>
+      </w:r>
+      <w:r>
+        <w:t>.</w:t>
       </w:r>
     </w:p>
     <w:p>
@@ -723,7 +641,7 @@
 </file>
 
 <file path=word/numbering.xml><?xml version="1.0" encoding="utf-8"?>
-<w:numbering xmlns:wpc="http://schemas.microsoft.com/office/word/2010/wordprocessingCanvas" xmlns:cx="http://schemas.microsoft.com/office/drawing/2014/chartex" xmlns:cx1="http://schemas.microsoft.com/office/drawing/2015/9/8/chartex" xmlns:cx2="http://schemas.microsoft.com/office/drawing/2015/10/21/chartex" xmlns:cx3="http://schemas.microsoft.com/office/drawing/2016/5/9/chartex" xmlns:cx4="http://schemas.microsoft.com/office/drawing/2016/5/10/chartex" xmlns:cx5="http://schemas.microsoft.com/office/drawing/2016/5/11/chartex" xmlns:cx6="http://schemas.microsoft.com/office/drawing/2016/5/12/chartex" xmlns:cx7="http://schemas.microsoft.com/office/drawing/2016/5/13/chartex" xmlns:cx8="http://schemas.microsoft.com/office/drawing/2016/5/14/chartex" xmlns:mc="http://schemas.openxmlformats.org/markup-compatibility/2006" xmlns:aink="http://schemas.microsoft.com/office/drawing/2016/ink" xmlns:am3d="http://schemas.microsoft.com/office/drawing/2017/model3d" xmlns:o="urn:schemas-microsoft-com:office:office" xmlns:oel="http://schemas.microsoft.com/office/2019/extlst" xmlns:r="http://schemas.openxmlformats.org/officeDocument/2006/relationships" xmlns:m="http://schemas.openxmlformats.org/officeDocument/2006/math" xmlns:v="urn:schemas-microsoft-com:vml" xmlns:wp14="http://schemas.microsoft.com/office/word/2010/wordprocessingDrawing" xmlns:wp="http://schemas.openxmlformats.org/drawingml/2006/wordprocessingDrawing" xmlns:w10="urn:schemas-microsoft-com:office:word" xmlns:w="http://schemas.openxmlformats.org/wordprocessingml/2006/main" xmlns:w14="http://schemas.microsoft.com/office/word/2010/wordml" xmlns:w15="http://schemas.microsoft.com/office/word/2012/wordml" xmlns:w16cex="http://schemas.microsoft.com/office/word/2018/wordml/cex" xmlns:w16cid="http://schemas.microsoft.com/office/word/2016/wordml/cid" xmlns:w16="http://schemas.microsoft.com/office/word/2018/wordml" xmlns:w16du="http://schemas.microsoft.com/office/word/2023/wordml/word16du" xmlns:w16sdtdh="http://schemas.microsoft.com/office/word/2020/wordml/sdtdatahash" xmlns:w16sdtfl="http://schemas.microsoft.com/office/word/2024/wordml/sdtformatlock" xmlns:w16se="http://schemas.microsoft.com/office/word/2015/wordml/symex" xmlns:wpg="http://schemas.microsoft.com/office/word/2010/wordprocessingGroup" xmlns:wpi="http://schemas.microsoft.com/office/word/2010/wordprocessingInk" xmlns:wne="http://schemas.microsoft.com/office/word/2006/wordml" xmlns:wps="http://schemas.microsoft.com/office/word/2010/wordprocessingShape" mc:Ignorable="w14 w15 w16se w16cid w16 w16cex w16sdtdh w16sdtfl w16du wp14">
+<w:numbering xmlns:wpc="http://schemas.microsoft.com/office/word/2010/wordprocessingCanvas" xmlns:cx="http://schemas.microsoft.com/office/drawing/2014/chartex" xmlns:cx1="http://schemas.microsoft.com/office/drawing/2015/9/8/chartex" xmlns:cx2="http://schemas.microsoft.com/office/drawing/2015/10/21/chartex" xmlns:cx3="http://schemas.microsoft.com/office/drawing/2016/5/9/chartex" xmlns:cx4="http://schemas.microsoft.com/office/drawing/2016/5/10/chartex" xmlns:cx5="http://schemas.microsoft.com/office/drawing/2016/5/11/chartex" xmlns:cx6="http://schemas.microsoft.com/office/drawing/2016/5/12/chartex" xmlns:cx7="http://schemas.microsoft.com/office/drawing/2016/5/13/chartex" xmlns:cx8="http://schemas.microsoft.com/office/drawing/2016/5/14/chartex" xmlns:mc="http://schemas.openxmlformats.org/markup-compatibility/2006" xmlns:aink="http://schemas.microsoft.com/office/drawing/2016/ink" xmlns:am3d="http://schemas.microsoft.com/office/drawing/2017/model3d" xmlns:o="urn:schemas-microsoft-com:office:office" xmlns:oel="http://schemas.microsoft.com/office/2019/extlst" xmlns:r="http://schemas.openxmlformats.org/officeDocument/2006/relationships" xmlns:m="http://schemas.openxmlformats.org/officeDocument/2006/math" xmlns:v="urn:schemas-microsoft-com:vml" xmlns:wp14="http://schemas.microsoft.com/office/word/2010/wordprocessingDrawing" xmlns:wp="http://schemas.openxmlformats.org/drawingml/2006/wordprocessingDrawing" xmlns:w10="urn:schemas-microsoft-com:office:word" xmlns:w="http://schemas.openxmlformats.org/wordprocessingml/2006/main" xmlns:w14="http://schemas.microsoft.com/office/word/2010/wordml" xmlns:w15="http://schemas.microsoft.com/office/word/2012/wordml" xmlns:w16cex="http://schemas.microsoft.com/office/word/2018/wordml/cex" xmlns:w16cid="http://schemas.microsoft.com/office/word/2016/wordml/cid" xmlns:w16="http://schemas.microsoft.com/office/word/2018/wordml" xmlns:w16sdtdh="http://schemas.microsoft.com/office/word/2020/wordml/sdtdatahash" xmlns:w16se="http://schemas.microsoft.com/office/word/2015/wordml/symex" xmlns:wpg="http://schemas.microsoft.com/office/word/2010/wordprocessingGroup" xmlns:wpi="http://schemas.microsoft.com/office/word/2010/wordprocessingInk" xmlns:wne="http://schemas.microsoft.com/office/word/2006/wordml" xmlns:wps="http://schemas.microsoft.com/office/word/2010/wordprocessingShape" mc:Ignorable="w14 w15 w16se w16cid w16 w16cex w16sdtdh wp14">
   <w:abstractNum w:abstractNumId="0" w15:restartNumberingAfterBreak="0">
     <w:nsid w:val="041E296F"/>
     <w:multiLevelType w:val="multilevel"/>
@@ -5832,7 +5750,7 @@
 </file>
 
 <file path=word/styles.xml><?xml version="1.0" encoding="utf-8"?>
-<w:styles xmlns:mc="http://schemas.openxmlformats.org/markup-compatibility/2006" xmlns:r="http://schemas.openxmlformats.org/officeDocument/2006/relationships" xmlns:w="http://schemas.openxmlformats.org/wordprocessingml/2006/main" xmlns:w14="http://schemas.microsoft.com/office/word/2010/wordml" xmlns:w15="http://schemas.microsoft.com/office/word/2012/wordml" xmlns:w16cex="http://schemas.microsoft.com/office/word/2018/wordml/cex" xmlns:w16cid="http://schemas.microsoft.com/office/word/2016/wordml/cid" xmlns:w16="http://schemas.microsoft.com/office/word/2018/wordml" xmlns:w16du="http://schemas.microsoft.com/office/word/2023/wordml/word16du" xmlns:w16sdtdh="http://schemas.microsoft.com/office/word/2020/wordml/sdtdatahash" xmlns:w16sdtfl="http://schemas.microsoft.com/office/word/2024/wordml/sdtformatlock" xmlns:w16se="http://schemas.microsoft.com/office/word/2015/wordml/symex" mc:Ignorable="w14 w15 w16se w16cid w16 w16cex w16sdtdh w16sdtfl w16du">
+<w:styles xmlns:mc="http://schemas.openxmlformats.org/markup-compatibility/2006" xmlns:r="http://schemas.openxmlformats.org/officeDocument/2006/relationships" xmlns:w="http://schemas.openxmlformats.org/wordprocessingml/2006/main" xmlns:w14="http://schemas.microsoft.com/office/word/2010/wordml" xmlns:w15="http://schemas.microsoft.com/office/word/2012/wordml" xmlns:w16cex="http://schemas.microsoft.com/office/word/2018/wordml/cex" xmlns:w16cid="http://schemas.microsoft.com/office/word/2016/wordml/cid" xmlns:w16="http://schemas.microsoft.com/office/word/2018/wordml" xmlns:w16sdtdh="http://schemas.microsoft.com/office/word/2020/wordml/sdtdatahash" xmlns:w16se="http://schemas.microsoft.com/office/word/2015/wordml/symex" mc:Ignorable="w14 w15 w16se w16cid w16 w16cex w16sdtdh">
   <w:docDefaults>
     <w:rPrDefault>
       <w:rPr>
